--- a/MD-90/Auto_Flight_and_DFGS_EFD.docx
+++ b/MD-90/Auto_Flight_and_DFGS_EFD.docx
@@ -123,7 +123,7 @@
           <w:sz w:val="24"/>
           <w:szCs w:val="24"/>
         </w:rPr>
-        <w:t>10/21/2025</w:t>
+        <w:t>3/6/2026</w:t>
       </w:r>
       <w:r>
         <w:rPr>
@@ -1809,7 +1809,7 @@
         <w:t xml:space="preserve"> </w:t>
       </w:r>
       <w:r>
-        <w:t>The system is capable of automatically flying the aircraft from shortly after liftoff, to touchdown and rollout.</w:t>
+        <w:t>The system is capable of automatically flying the aircraft from shortly after liftoff to touchdown and rollout.</w:t>
       </w:r>
     </w:p>
     <w:p>
@@ -6881,15 +6881,7 @@
         <w:t xml:space="preserve"> </w:t>
       </w:r>
       <w:r>
-        <w:t xml:space="preserve">SPD mode will not engage if the TRI is set to </w:t>
-      </w:r>
-      <w:proofErr w:type="spellStart"/>
-      <w:r>
-        <w:t>TO</w:t>
-      </w:r>
-      <w:proofErr w:type="spellEnd"/>
-      <w:r>
-        <w:t xml:space="preserve"> or TO </w:t>
+        <w:t xml:space="preserve">SPD mode will not engage if the TRI is set to TO or TO </w:t>
       </w:r>
       <w:r>
         <w:t>FLX</w:t>
@@ -6934,15 +6926,7 @@
         <w:t>MACH</w:t>
       </w:r>
       <w:r>
-        <w:t xml:space="preserve"> mode will not engage if the TRI is set to </w:t>
-      </w:r>
-      <w:proofErr w:type="spellStart"/>
-      <w:r>
-        <w:t>TO</w:t>
-      </w:r>
-      <w:proofErr w:type="spellEnd"/>
-      <w:r>
-        <w:t xml:space="preserve"> or TO </w:t>
+        <w:t xml:space="preserve"> mode will not engage if the TRI is set to TO or TO </w:t>
       </w:r>
       <w:r>
         <w:t>FLX</w:t>
@@ -7226,21 +7210,7 @@
         <w:rPr>
           <w:u w:val="single"/>
         </w:rPr>
-        <w:t xml:space="preserve"> (Auto </w:t>
-      </w:r>
-      <w:proofErr w:type="spellStart"/>
-      <w:r>
-        <w:rPr>
-          <w:u w:val="single"/>
-        </w:rPr>
-        <w:t>Throt</w:t>
-      </w:r>
-      <w:proofErr w:type="spellEnd"/>
-      <w:r>
-        <w:rPr>
-          <w:u w:val="single"/>
-        </w:rPr>
-        <w:t>)</w:t>
+        <w:t xml:space="preserve"> (Auto Throt)</w:t>
       </w:r>
       <w:r>
         <w:rPr>
@@ -9356,7 +9326,13 @@
         <w:t>S</w:t>
       </w:r>
       <w:r>
-        <w:t>pool the engines up to approximately 1.</w:t>
+        <w:t xml:space="preserve">pool </w:t>
+      </w:r>
+      <w:r>
+        <w:t xml:space="preserve">up </w:t>
+      </w:r>
+      <w:r>
+        <w:t>the engines to approximately 1.</w:t>
       </w:r>
       <w:r>
         <w:t>1</w:t>

--- a/MD-90/Auto_Flight_and_DFGS_EFD.docx
+++ b/MD-90/Auto_Flight_and_DFGS_EFD.docx
@@ -123,7 +123,7 @@
           <w:sz w:val="24"/>
           <w:szCs w:val="24"/>
         </w:rPr>
-        <w:t>3/6/2026</w:t>
+        <w:t>4/24/2026</w:t>
       </w:r>
       <w:r>
         <w:rPr>
@@ -6881,7 +6881,15 @@
         <w:t xml:space="preserve"> </w:t>
       </w:r>
       <w:r>
-        <w:t xml:space="preserve">SPD mode will not engage if the TRI is set to TO or TO </w:t>
+        <w:t xml:space="preserve">SPD mode will not engage if the TRI is set to </w:t>
+      </w:r>
+      <w:proofErr w:type="spellStart"/>
+      <w:r>
+        <w:t>TO</w:t>
+      </w:r>
+      <w:proofErr w:type="spellEnd"/>
+      <w:r>
+        <w:t xml:space="preserve"> or TO </w:t>
       </w:r>
       <w:r>
         <w:t>FLX</w:t>
@@ -6926,7 +6934,15 @@
         <w:t>MACH</w:t>
       </w:r>
       <w:r>
-        <w:t xml:space="preserve"> mode will not engage if the TRI is set to TO or TO </w:t>
+        <w:t xml:space="preserve"> mode will not engage if the TRI is set to </w:t>
+      </w:r>
+      <w:proofErr w:type="spellStart"/>
+      <w:r>
+        <w:t>TO</w:t>
+      </w:r>
+      <w:proofErr w:type="spellEnd"/>
+      <w:r>
+        <w:t xml:space="preserve"> or TO </w:t>
       </w:r>
       <w:r>
         <w:t>FLX</w:t>
@@ -7210,7 +7226,21 @@
         <w:rPr>
           <w:u w:val="single"/>
         </w:rPr>
-        <w:t xml:space="preserve"> (Auto Throt)</w:t>
+        <w:t xml:space="preserve"> (Auto </w:t>
+      </w:r>
+      <w:proofErr w:type="spellStart"/>
+      <w:r>
+        <w:rPr>
+          <w:u w:val="single"/>
+        </w:rPr>
+        <w:t>Throt</w:t>
+      </w:r>
+      <w:proofErr w:type="spellEnd"/>
+      <w:r>
+        <w:rPr>
+          <w:u w:val="single"/>
+        </w:rPr>
+        <w:t>)</w:t>
       </w:r>
       <w:r>
         <w:rPr>
@@ -8917,6 +8947,20 @@
         <w:t xml:space="preserve"> on the FMA will flash red. Second press silences the warning.</w:t>
       </w:r>
       <w:r>
+        <w:t xml:space="preserve"> </w:t>
+      </w:r>
+      <w:r>
+        <w:t xml:space="preserve">The warning will not </w:t>
+      </w:r>
+      <w:proofErr w:type="spellStart"/>
+      <w:r>
+        <w:t>reset</w:t>
+      </w:r>
+      <w:proofErr w:type="spellEnd"/>
+      <w:r>
+        <w:t xml:space="preserve"> until it has played at least once.</w:t>
+      </w:r>
+      <w:r>
         <w:br/>
       </w:r>
     </w:p>
@@ -9816,6 +9860,20 @@
       </w:r>
       <w:r>
         <w:t xml:space="preserve"> disconnect button again.</w:t>
+      </w:r>
+      <w:r>
+        <w:t xml:space="preserve"> </w:t>
+      </w:r>
+      <w:r>
+        <w:t xml:space="preserve">The warning will not </w:t>
+      </w:r>
+      <w:proofErr w:type="spellStart"/>
+      <w:r>
+        <w:t>reset</w:t>
+      </w:r>
+      <w:proofErr w:type="spellEnd"/>
+      <w:r>
+        <w:t xml:space="preserve"> until it has played at least once.</w:t>
       </w:r>
     </w:p>
     <w:p>
